--- a/data/ai_paras/AI_para_122.docx
+++ b/data/ai_paras/AI_para_122.docx
@@ -4,7 +4,7 @@
   <w:body>
     <w:p>
       <w:r>
-        <w:t>Listening is a fundamental component of effective communication, serving as the foundation for understanding and interaction. It involves not just the physiological act of hearing but also the cognitive process of interpreting and responding to spoken messages. This document explores the concept of listening by first defining it and explaining its three primary purposes: listening for pleasure, to gather information, and to support others. Furthermore, it discusses guidelines for effective listening, highlighting strategies that enhance understanding and engagement. The document also contrasts hearing and listening, examines barriers to listening, and identifies verbal and nonverbal cues that demonstrate active listening, illustrating their impact on interpersonal communication (Ref-f800143).</w:t>
+        <w:t>In conclusion, effective listening plays a pivotal role in facilitating meaningful communication and fostering strong interpersonal relationships. This document has differentiated between hearing and listening, emphasizing the active engagement required in the latter to truly understand and respond to messages. The guidelines for effective listening, such as maintaining eye contact and minimizing distractions, are essential strategies that enhance comprehension and interaction (Ref-s401286). Additionally, recognizing barriers like external noise and internal distractions is crucial for overcoming challenges that hinder active listening. By utilizing verbal cues such as paraphrasing and nonverbal cues like open posture, individuals can demonstrate their attentiveness, thereby improving the quality of their interactions and reinforcing emotional connections (Ref-s401286). Through these practices, listening not only supports individual understanding but also contributes to the development of harmonious and effective communication within various contexts.</w:t>
       </w:r>
     </w:p>
     <w:sectPr>
